--- a/일본판/4부/4부_2화_늙은_어부의_구류.docx
+++ b/일본판/4부/4부_2화_늙은_어부의_구류.docx
@@ -115,7 +115,7 @@
           <w:i w:val="0"/>
           <w:sz w:val="22"/>
         </w:rPr>
-        <w:t>みんな、今日は歩道の幅の中だけ。道路には一歩も出ない。いいね。</w:t>
+        <w:t>みんな今日は歩道の幅の中だけ。道路には一歩も出ない。いいね。</w:t>
       </w:r>
     </w:p>
     <w:p>
@@ -230,7 +230,7 @@
           <w:i w:val="0"/>
           <w:sz w:val="22"/>
         </w:rPr>
-        <w:t>飲んだ。ニトロも、胸のポケットに入ってる。(服の上から、ぽんと叩く)</w:t>
+        <w:t>飲んだ。ニトロも、胸のポケットに入ってる。(服の上からぽんと叩く)</w:t>
       </w:r>
     </w:p>
     <w:p>
@@ -398,7 +398,7 @@
           <w:i w:val="0"/>
           <w:sz w:val="22"/>
         </w:rPr>
-        <w:t>妨げるつもりはねえ。座ってるだけだ。ここは、おらが生まれた浜だ。</w:t>
+        <w:t>妨げるつもりはねえ。座ってるだけだ。ここはおらが生まれた浜だ。</w:t>
       </w:r>
     </w:p>
     <w:p>
@@ -459,7 +459,7 @@
           <w:i w:val="0"/>
           <w:sz w:val="22"/>
         </w:rPr>
-        <w:t>手え、離して。お年寄りだよ。八十七なんだよ。</w:t>
+        <w:t>手え離して。お年寄りだよ。八十七なんだよ。</w:t>
       </w:r>
     </w:p>
     <w:p>
@@ -520,7 +520,7 @@
           <w:i w:val="0"/>
           <w:sz w:val="22"/>
         </w:rPr>
-        <w:t>千鶴ちゃん。薬は、胸のポケットだ。係の人に、そう言え。</w:t>
+        <w:t>千鶴ちゃん。薬は胸のポケットだ。係の人に、そう言え。</w:t>
       </w:r>
     </w:p>
     <w:p>
@@ -665,7 +665,7 @@
           <w:i w:val="0"/>
           <w:sz w:val="22"/>
         </w:rPr>
-        <w:t>……では、取調べの区切りで、十五分後にお出しします。ご高齢ですので。</w:t>
+        <w:t>……では取調べの区切りで、十五分後にお出しします。ご高齢ですので。</w:t>
       </w:r>
     </w:p>
     <w:p>
@@ -726,7 +726,7 @@
           <w:i w:val="0"/>
           <w:sz w:val="22"/>
         </w:rPr>
-        <w:t>否認、ということですか。</w:t>
+        <w:t>否認ということですか。</w:t>
       </w:r>
     </w:p>
     <w:p>
@@ -749,7 +749,7 @@
           <w:i w:val="0"/>
           <w:sz w:val="22"/>
         </w:rPr>
-        <w:t>「妨げるつもりはねえ」と言った。業務を妨害する認識がない、と言えば、法律の上では否認になる。黙秘はせんが、認めもせん。それで、勾留請求は通る。</w:t>
+        <w:t>「妨げるつもりはねえ」と言った。業務を妨害する認識がない、と言えば、法律の上では否認になる。黙秘はせんが、認めもせん。それで勾留請求は通る。</w:t>
       </w:r>
     </w:p>
     <w:p>
@@ -818,7 +818,7 @@
           <w:i w:val="0"/>
           <w:sz w:val="22"/>
         </w:rPr>
-        <w:t>舌の下に入れる薬だ。発作のときは、五分が勝負になる。申し出て、職員が鍵を取りに行って、開けて、渡す。その手順で、五分は超える。</w:t>
+        <w:t>舌の下に入れる薬だ。発作のときは、五分が勝負になる。申し出て職員が鍵を取りに行って、開けて、渡す。その手順で、五分は超える。</w:t>
       </w:r>
     </w:p>
     <w:p>
@@ -925,7 +925,7 @@
           <w:i w:val="0"/>
           <w:sz w:val="22"/>
         </w:rPr>
-        <w:t>衣類と書籍と現金は、可です。食べ物は、不可です。(和代の保温ボトルに目を留め)お茶も、ご遠慮ください。</w:t>
+        <w:t>衣類と書籍と現金は、可です。食べ物は、不可です。(和代の保温ボトルに目を留め)お茶もご遠慮ください。</w:t>
       </w:r>
     </w:p>
     <w:p>
@@ -940,7 +940,7 @@
           <w:color w:val="555555"/>
           <w:sz w:val="22"/>
         </w:rPr>
-        <w:t>(三浦の携帯が震える。画面の「真壁」を見て、三浦が宇佐美に差し出す。)</w:t>
+        <w:t>(三浦の携帯が震える。画面の「真壁」を見て三浦が宇佐美に差し出す。)</w:t>
       </w:r>
     </w:p>
     <w:p>
@@ -986,7 +986,7 @@
           <w:i w:val="0"/>
           <w:sz w:val="22"/>
         </w:rPr>
-        <w:t>出ていい。(受け取って短く話し、切る)先生には、今は何もするな、と言っておいた。まだ、あんたの出番ではない。</w:t>
+        <w:t>出ていい。(受け取って短く話し、切る)先生には、今は何もするな、と言っておいた。まだあんたの出番ではない。</w:t>
       </w:r>
     </w:p>
     <w:p>
@@ -1009,7 +1009,7 @@
           <w:i w:val="0"/>
           <w:sz w:val="22"/>
         </w:rPr>
-        <w:t>今は、ですか。</w:t>
+        <w:t>今はですか。</w:t>
       </w:r>
     </w:p>
     <w:p>
@@ -1032,7 +1032,7 @@
           <w:i w:val="0"/>
           <w:sz w:val="22"/>
         </w:rPr>
-        <w:t>今は、だ。</w:t>
+        <w:t>今はだ。</w:t>
       </w:r>
     </w:p>
     <w:p>
@@ -1177,7 +1177,7 @@
           <w:i w:val="0"/>
           <w:sz w:val="22"/>
         </w:rPr>
-        <w:t>否認していて、関係者と口裏を合わせるおそれがある、というのが定型だ。(決定書をめくる)「関係者」の欄に、大城千鶴の名前が出とる。</w:t>
+        <w:t>否認していて、関係者と口裏を合わせるおそれがある、というのが定型だ。(決定書をめくる)「関係者」の欄に大城千鶴の名前が出とる。</w:t>
       </w:r>
     </w:p>
     <w:p>
@@ -1200,7 +1200,7 @@
           <w:i w:val="0"/>
           <w:sz w:val="22"/>
         </w:rPr>
-        <w:t>……やはり、そこですか。</w:t>
+        <w:t>……やはりそこですか。</w:t>
       </w:r>
     </w:p>
     <w:p>
@@ -1223,7 +1223,7 @@
           <w:i w:val="0"/>
           <w:sz w:val="22"/>
         </w:rPr>
-        <w:t>現行犯逮捕は、憲法三十三条の例外だ。読むぞ。(六法を開く)「何人も、現行犯として逮捕される場合を除いては、権限を有する司法官憲が発し、且つ理由となつてゐる犯罪を明示する令状によらなければ、逮捕されない」。逮捕そのものは、争えん。争えるのは、その先の勾留だ。</w:t>
+        <w:t>現行犯逮捕は、憲法三十三条の例外だ。読むぞ。(六法を開く)「何人も現行犯として逮捕される場合を除いては、権限を有する司法官憲が発し、且つ理由となつてゐる犯罪を明示する令状によらなければ、逮捕されない」。逮捕そのものは、争えん。争えるのは、その先の勾留だ。</w:t>
       </w:r>
     </w:p>
     <w:p>
@@ -1269,7 +1269,7 @@
           <w:i w:val="0"/>
           <w:sz w:val="22"/>
         </w:rPr>
-        <w:t>そうだ。この国の約束の、いちばん最後の砦が、そこだ。家族も、仲間も、手紙も入らん。入れるのは、弁護人だけだ。</w:t>
+        <w:t>そうだ。この国の約束の、いちばん最後の砦が、そこだ。家族も仲間も手紙も入らん。入れるのは、弁護人だけだ。</w:t>
       </w:r>
     </w:p>
     <w:p>
@@ -1315,7 +1315,7 @@
           <w:i w:val="0"/>
           <w:sz w:val="22"/>
         </w:rPr>
-        <w:t>腰縄をつけられて入ってきた。八十七でだ。(紙を畳む)裁判官に、自分の言葉で、同じことを言った。咳が出て、最後まで言い切れんかったがな。</w:t>
+        <w:t>腰縄をつけられて入ってきた。八十七でだ。(紙を畳む)裁判官に、自分の言葉で、同じことを言った。咳が出て最後まで言い切れんかったがな。</w:t>
       </w:r>
     </w:p>
     <w:p>
@@ -1353,7 +1353,7 @@
           <w:i w:val="0"/>
           <w:sz w:val="22"/>
         </w:rPr>
-        <w:t>一時間前まで、法務委員会の理事懇談会にいました。「警察の留置は、うちの委員会の所管ではない」と、言われました。</w:t>
+        <w:t>一時間前まで、法務委員会の理事懇談会にいました。「警察の留置は、うちの委員会の所管ではない」と言われました。</w:t>
       </w:r>
     </w:p>
     <w:p>
@@ -1422,7 +1422,7 @@
           <w:i w:val="0"/>
           <w:sz w:val="22"/>
         </w:rPr>
-        <w:t>あんたは弁護士でもある。それは、あんたの話だ。議員バッジのほうは、わしには見えん。(立ち上がる)本人の意向を聞く。選任は、本人が決めることだ。</w:t>
+        <w:t>あんたは弁護士でもある。それはあんたの話だ。議員バッジのほうは、わしには見えん。(立ち上がる)本人の意向を聞く。選任は本人が決めることだ。</w:t>
       </w:r>
     </w:p>
     <w:p>
@@ -1452,7 +1452,7 @@
           <w:color w:val="555555"/>
           <w:sz w:val="22"/>
         </w:rPr>
-        <w:t>(十一月十二日(土)、午前十時四十分。汐見警察署の正面玄関の前。歩道に、許可を受けた集会の五人。大城が、軽バンのスライドドアを開け、保温ポットの紙コップを順に配っている。遼が、外套の襟に議員バッジをつけたまま、玄関から出てくる。)</w:t>
+        <w:t>(十一月十二日(土)、午前十時四十分。汐見警察署の正面玄関の前。歩道に許可を受けた集会の五人。大城が軽バンのスライドドアを開け、保温ポットの紙コップを順に配っている。遼が外套の襟に議員バッジをつけたまま、玄関から出てくる。)</w:t>
       </w:r>
     </w:p>
     <w:p>
@@ -1521,7 +1521,7 @@
           <w:i w:val="0"/>
           <w:sz w:val="22"/>
         </w:rPr>
-        <w:t>条文どおりです。(間)宇佐美先生が、さっき中に入りました。土曜は、弁護人の接見も、事前の連絡が要ります。選任書類は、平日の月曜のほうが、確実に回ります。</w:t>
+        <w:t>条文どおりです。(間)宇佐美先生が、さっき中に入りました。土曜は弁護人の接見も、事前の連絡が要ります。選任書類は、平日の月曜のほうが、確実に回ります。</w:t>
       </w:r>
     </w:p>
     <w:p>
@@ -1590,7 +1590,7 @@
           <w:i w:val="0"/>
           <w:sz w:val="22"/>
         </w:rPr>
-        <w:t>私が、前に出るはずだった。私の座り込みなのに、一番年上の人が座った。</w:t>
+        <w:t>私が前に出るはずだった。私の座り込みなのに、一番年上の人が座った。</w:t>
       </w:r>
     </w:p>
     <w:p>
@@ -1636,7 +1636,7 @@
           <w:i w:val="0"/>
           <w:sz w:val="22"/>
         </w:rPr>
-        <w:t>だから、私のせいなんでしょう。(紙コップを両手で握る)私が手を引いて、椅子ごと歩道へ連れ戻していれば。</w:t>
+        <w:t>だから私のせいなんでしょう。(紙コップを両手で握る)私が手を引いて、椅子ごと歩道へ連れ戻していれば。</w:t>
       </w:r>
     </w:p>
     <w:p>
@@ -1674,7 +1674,7 @@
           <w:i w:val="0"/>
           <w:sz w:val="22"/>
         </w:rPr>
-        <w:t>失礼いたします。奥浜県警察本部警備部長の石黒と申します。七月から、前任の神崎の後を務めております。</w:t>
+        <w:t>失礼いたします。奥浜県警察本部警備部長の石黒と申します。七月から前任の神崎の後を務めております。</w:t>
       </w:r>
     </w:p>
     <w:p>
@@ -1819,7 +1819,7 @@
           <w:color w:val="555555"/>
           <w:sz w:val="22"/>
         </w:rPr>
-        <w:t>(石黒が、一定の歩幅で玄関に戻る。ドアが閉まる。)</w:t>
+        <w:t>(石黒が一定の歩幅で玄関に戻る。ドアが閉まる。)</w:t>
       </w:r>
     </w:p>
     <w:p>
@@ -1842,7 +1842,7 @@
           <w:i w:val="0"/>
           <w:sz w:val="22"/>
         </w:rPr>
-        <w:t>ずいぶん、律儀な警察だべ。</w:t>
+        <w:t>ずいぶん律儀な警察だべ。</w:t>
       </w:r>
     </w:p>
     <w:p>
@@ -1920,7 +1920,7 @@
           <w:color w:val="555555"/>
           <w:sz w:val="22"/>
         </w:rPr>
-        <w:t>(十一月十四日(月)、午前九時三十分。汐見警察署の接見受付。遼は外套の襟から議員バッジを外し、受付台の金属の小皿に置く。紫の地に金の菊。代わりに、背広の襟に弁護士記章の向日葵と秤をつける。係官が、小皿のバッジを見て、手を止める。)</w:t>
+        <w:t>(十一月十四日(月)、午前九時三十分。汐見警察署の接見受付。遼は外套の襟から議員バッジを外し、受付台の金属の小皿に置く。紫の地に金の菊。代わりに、背広の襟に弁護士記章の向日葵と秤をつける。係官が小皿のバッジを見て、手を止める。)</w:t>
       </w:r>
     </w:p>
     <w:p>
@@ -2012,7 +2012,7 @@
           <w:i w:val="0"/>
           <w:sz w:val="22"/>
         </w:rPr>
-        <w:t>前例ではなく、条文です。刑訴三十九条一項。「身体の拘束を受けている被告人又は被疑者は、弁護人又は弁護人を選任することができる者の依頼により弁護人となろうとする者(弁護士でない者にあつては、第三十一条第二項の許可があつた後に限る。)と、立会人なくして接見し、又は書類若しくは物の授受をすることができる」。僕は、弁護士です。立会人は、要りません。</w:t>
+        <w:t>前例ではなく、条文です。刑訴三十九条一項。「身体の拘束を受けている被告人又は被疑者は、弁護人又は弁護人を選任することができる者の依頼により弁護人となろうとする者(弁護士でない者にあつては、第三十一条第二項の許可があつた後に限る。)と立会人なくして接見し、又は書類若しくは物の授受をすることができる」。僕は弁護士です。立会人は、要りません。</w:t>
       </w:r>
     </w:p>
     <w:p>
@@ -2050,7 +2050,7 @@
           <w:color w:val="555555"/>
           <w:sz w:val="22"/>
         </w:rPr>
-        <w:t>(午前九時四十八分。接見室。アクリル板の向こうに、黒いジャージ姿の遠藤。杖はない。胸の奥で、ぜえ、と音がする。)</w:t>
+        <w:t>(午前九時四十八分。接見室。アクリル板の向こうに、黒いジャージ姿の遠藤。杖はない。胸の奥で、ぜえと音がする。)</w:t>
       </w:r>
     </w:p>
     <w:p>
@@ -2073,7 +2073,7 @@
           <w:i w:val="0"/>
           <w:sz w:val="22"/>
         </w:rPr>
-        <w:t>……わけえ先生。バッジ、ねえな。</w:t>
+        <w:t>……わけえ先生。バッジねえな。</w:t>
       </w:r>
     </w:p>
     <w:p>
@@ -2119,7 +2119,7 @@
           <w:i w:val="0"/>
           <w:sz w:val="22"/>
         </w:rPr>
-        <w:t>宇佐美先生に言ったべ。議員の真壁は断る。弁護士の遼なら会う、と。(咳が出る。手の甲で口を押さえる。手が小刻みに震えている)あのバッジの人が来たら、おら、立ち上がれねえ。</w:t>
+        <w:t>宇佐美先生に言ったべ。議員の真壁は断る。弁護士の遼なら会う、と。(咳が出る。手の甲で口を押さえる。手が小刻みに震えている)あのバッジの人が来たら、おら立ち上がれねえ。</w:t>
       </w:r>
     </w:p>
     <w:p>
@@ -2142,7 +2142,7 @@
           <w:i w:val="0"/>
           <w:sz w:val="22"/>
         </w:rPr>
-        <w:t>咳が、ひどいですね。夜はどうです。</w:t>
+        <w:t>咳がひどいですね。夜はどうです。</w:t>
       </w:r>
     </w:p>
     <w:p>
@@ -2188,7 +2188,7 @@
           <w:i w:val="0"/>
           <w:sz w:val="22"/>
         </w:rPr>
-        <w:t>薬は、飲めましたか。</w:t>
+        <w:t>薬は飲めましたか。</w:t>
       </w:r>
     </w:p>
     <w:p>
@@ -2226,7 +2226,7 @@
           <w:color w:val="555555"/>
           <w:sz w:val="22"/>
         </w:rPr>
-        <w:t>(遼が、手帳に「午前二時頃・報知器・約十三分」と書き、手が止まる。)</w:t>
+        <w:t>(遼が手帳に「午前二時頃・報知器・約十三分」と書き、手が止まる。)</w:t>
       </w:r>
     </w:p>
     <w:p>
@@ -2249,7 +2249,7 @@
           <w:i w:val="0"/>
           <w:sz w:val="22"/>
         </w:rPr>
-        <w:t>遠藤さん。選任届に、署名をお願いできますか。(用紙を板の下の隙間から入れる)宇佐美先生が主任で、僕が、追加の弁護人です。</w:t>
+        <w:t>遠藤さん。選任届に、署名をお願いできますか。(用紙を板の下の隙間から入れる)宇佐美先生が主任で、僕が追加の弁護人です。</w:t>
       </w:r>
     </w:p>
     <w:p>
@@ -2305,7 +2305,7 @@
           <w:i w:val="0"/>
           <w:sz w:val="22"/>
         </w:rPr>
-        <w:t>書けました。(受け取って)遠藤さんは、なぜ、車道に出たんですか。</w:t>
+        <w:t>書けました。(受け取って)遠藤さんは、なぜ車道に出たんですか。</w:t>
       </w:r>
     </w:p>
     <w:p>
@@ -2397,7 +2397,7 @@
           <w:i w:val="0"/>
           <w:sz w:val="22"/>
         </w:rPr>
-        <w:t>僕の、ですか。</w:t>
+        <w:t>僕のですか。</w:t>
       </w:r>
     </w:p>
     <w:p>
@@ -2420,7 +2420,7 @@
           <w:i w:val="0"/>
           <w:sz w:val="22"/>
         </w:rPr>
-        <w:t>浜野に「言うな」と言われて、お前は黙った。座れねえ人間だ。座れねえ人間が、見でる。見でる者が一人いるから、おらは座れる。(咳き込んで、胸を押さえる)……見でろ。目え、そらすな。</w:t>
+        <w:t>浜野に「言うな」と言われて、お前は黙った。座れねえ人間だ。座れねえ人間が、見でる。見でる者が一人いるから、おらは座れる。(咳き込んで、胸を押さえる)……見でろ。目えそらすな。</w:t>
       </w:r>
     </w:p>
     <w:p>
@@ -2489,7 +2489,7 @@
           <w:i w:val="0"/>
           <w:sz w:val="22"/>
         </w:rPr>
-        <w:t>吉田松陰の、『留魂録』です。(低く、ゆっくりと)「十歳にして死する者は、十歳中自ら四時あり。二十は自ら二十の四時あり。三十は自ら三十の四時あり。五十、百は自ら五十、百の四時あり」。</w:t>
+        <w:t>吉田松陰の、『留魂録』です。(低くゆっくりと)「十歳にして死する者は、十歳中自ら四時あり。二十は自ら二十の四時あり。三十は自ら三十の四時あり。五十、百は自ら五十、百の四時あり」。</w:t>
       </w:r>
     </w:p>
     <w:p>
@@ -2512,7 +2512,7 @@
           <w:i w:val="0"/>
           <w:sz w:val="22"/>
         </w:rPr>
-        <w:t>八十七の冬は、長えな。(小さく笑う)……でも、冬だって、季節だべ。</w:t>
+        <w:t>八十七の冬は、長えな。(小さく笑う)……でも冬だって、季節だべ。</w:t>
       </w:r>
     </w:p>
     <w:p>
@@ -2557,7 +2557,7 @@
           <w:color w:val="555555"/>
           <w:sz w:val="22"/>
         </w:rPr>
-        <w:t>(同日、午後七時。桐生法律事務所の応接室。机に、勾留決定書の写し、準抗告棄却の決定書、灯のノートパソコン。奥の棚に並ぶ湯呑みのうち、一つだけ蓋のない青い湯呑みを、三浦が手に取って布で拭いている。鉄瓶から、細い湯気。)</w:t>
+        <w:t>(同日、午後七時。桐生法律事務所の応接室。机に勾留決定書の写し、準抗告棄却の決定書、灯のノートパソコン。奥の棚に並ぶ湯呑みのうち、一つだけ蓋のない青い湯呑みを、三浦が手に取って布で拭いている。鉄瓶から細い湯気。)</w:t>
       </w:r>
     </w:p>
     <w:p>
@@ -2636,7 +2636,7 @@
           <w:i w:val="0"/>
           <w:sz w:val="22"/>
         </w:rPr>
-        <w:t>二年前の、大城さんのときと同じ書き方ですか。</w:t>
+        <w:t>二年前の大城さんのときと同じ書き方ですか。</w:t>
       </w:r>
     </w:p>
     <w:p>
@@ -2659,7 +2659,7 @@
           <w:i w:val="0"/>
           <w:sz w:val="22"/>
         </w:rPr>
-        <w:t>令和二年の決定と、一字違いでした。(画面を示して)判例も当たりました。否認の高齢被疑者で、勾留延長を認めなかった決定は、探せば出てきます。ただ、共通点があります。起訴前に、医師の意見書が出ている。</w:t>
+        <w:t>令和二年の決定と、一字違いでした。(画面を示して)判例も当たりました。否認の高齢被疑者で、勾留延長を認めなかった決定は、探せば出てきます。ただ共通点があります。起訴前に、医師の意見書が出ている。</w:t>
       </w:r>
     </w:p>
     <w:p>
@@ -2822,7 +2822,7 @@
           <w:i w:val="0"/>
           <w:sz w:val="22"/>
         </w:rPr>
-        <w:t>咳が出ていました。手も、震えています。夜中に、胸が痛んで、報知器を押したそうです。薬が届くまで、約十三分。</w:t>
+        <w:t>咳が出ていました。手も震えています。夜中に胸が痛んで、報知器を押したそうです。薬が届くまで、約十三分。</w:t>
       </w:r>
     </w:p>
     <w:p>
@@ -2878,7 +2878,7 @@
           <w:i w:val="0"/>
           <w:sz w:val="22"/>
         </w:rPr>
-        <w:t>八十七の男を、二十日、入れる。座っただけで。(声は低いが、湯呑みを置く手が荒い)先生。おめえは、議員だべ。議員は、何もできねえのか。</w:t>
+        <w:t>八十七の男を、二十日、入れる。座っただけで。(声は低いが、湯呑みを置く手が荒い)先生。おめえは、議員だべ。議員は何もできねえのか。</w:t>
       </w:r>
     </w:p>
     <w:p>
@@ -2901,7 +2901,7 @@
           <w:i w:val="0"/>
           <w:sz w:val="22"/>
         </w:rPr>
-        <w:t>議員としてできるのは、質問主意書と、委員会での質問です。留置施設は、内閣委員会の所管で、僕は委員ではありません。弁護人としてできるのは、勾留理由開示、準抗告、延長への意見書、そして起訴後の保釈請求。……今は、後ろの四つに、全部使います。</w:t>
+        <w:t>議員としてできるのは、質問主意書と、委員会での質問です。留置施設は、内閣委員会の所管で、僕は委員ではありません。弁護人としてできるのは、勾留理由開示、準抗告、延長への意見書、そして起訴後の保釈請求。……今は後ろの四つに、全部使います。</w:t>
       </w:r>
     </w:p>
     <w:p>
@@ -2939,7 +2939,7 @@
           <w:color w:val="555555"/>
           <w:sz w:val="22"/>
         </w:rPr>
-        <w:t>(三浦が、青い湯呑みに、ほうじ茶を注ぐ。煙が一本、立つ。誰も手を出さない。)</w:t>
+        <w:t>(三浦が青い湯呑みに、ほうじ茶を注ぐ。煙が一本、立つ。誰も手を出さない。)</w:t>
       </w:r>
     </w:p>
     <w:p>
@@ -3000,7 +3000,7 @@
           <w:color w:val="555555"/>
           <w:sz w:val="22"/>
         </w:rPr>
-        <w:t>(翔太が鼻をすすり、手の甲で目をこする。女将が、毛布の上に、そっと掌を置く。)</w:t>
+        <w:t>(翔太が鼻をすすり、手の甲で目をこする。女将が毛布の上に、そっと掌を置く。)</w:t>
       </w:r>
     </w:p>
     <w:p>
@@ -3160,7 +3160,7 @@
           <w:color w:val="555555"/>
           <w:sz w:val="22"/>
         </w:rPr>
-        <w:t>(遠藤が、椅子に腰を下ろす。呼吸が、浅い。)</w:t>
+        <w:t>(遠藤が椅子に腰を下ろす。呼吸が浅い。)</w:t>
       </w:r>
     </w:p>
     <w:p>
@@ -3183,7 +3183,7 @@
           <w:i w:val="0"/>
           <w:sz w:val="22"/>
         </w:rPr>
-        <w:t>おらは、座った。おらの意思で。千鶴ちゃんにも、誰にも、頼まれでね。……夜中に、胸が来で、報知器ば押した。薬ば持ってきてもらうまで、数えだ。八百。(咳)……薬ば、おらの手元に置いてもらえれば、それで足りる。逃げ隠れする歳でねえ。</w:t>
+        <w:t>おらは座った。おらの意思で。千鶴ちゃんにも、誰にも、頼まれでね。……夜中に胸が来で、報知器ば押した。薬ば持ってきてもらうまで、数えだ。八百。(咳)……薬ばおらの手元に置いてもらえれば、それで足りる。逃げ隠れする歳でねえ。</w:t>
       </w:r>
     </w:p>
     <w:p>
@@ -3221,7 +3221,7 @@
           <w:i w:val="0"/>
           <w:sz w:val="22"/>
         </w:rPr>
-        <w:t>以上で、勾留理由開示の手続きを終わります。</w:t>
+        <w:t>以上で勾留理由開示の手続きを終わります。</w:t>
       </w:r>
     </w:p>
     <w:p>
@@ -3282,7 +3282,7 @@
           <w:i w:val="0"/>
           <w:sz w:val="22"/>
         </w:rPr>
-        <w:t>満期は、水曜ですね。</w:t>
+        <w:t>満期は水曜ですね。</w:t>
       </w:r>
     </w:p>
     <w:p>
@@ -3305,7 +3305,7 @@
           <w:i w:val="0"/>
           <w:sz w:val="22"/>
         </w:rPr>
-        <w:t>起訴か、釈放か。二十日の勾留を使い切るのは、たいてい起訴する側の決意だ。(遼を見て)起訴されたら、あんたの出番だ。保釈の請求書は、今から書き始めておけ。</w:t>
+        <w:t>起訴か釈放か。二十日の勾留を使い切るのは、たいてい起訴する側の決意だ。(遼を見て)起訴されたら、あんたの出番だ。保釈の請求書は、今から書き始めておけ。</w:t>
       </w:r>
     </w:p>
     <w:p>
@@ -3320,7 +3320,7 @@
           <w:color w:val="555555"/>
           <w:sz w:val="22"/>
         </w:rPr>
-        <w:t>(廊下の向こうの窓に、夕暮れの海がある。遼は、胸の内ポケットに手を入れかけて、やめる。)</w:t>
+        <w:t>(廊下の向こうの窓に、夕暮れの海がある。遼は胸の内ポケットに手を入れかけて、やめる。)</w:t>
       </w:r>
     </w:p>
     <w:p>
@@ -3350,7 +3350,7 @@
           <w:color w:val="555555"/>
           <w:sz w:val="22"/>
         </w:rPr>
-        <w:t>(十一月二十二日(火)、午後八時。第一議員会館七一五号室。机に、質問主意書の草稿。「被留置者の持病薬の所持及び服用に関する運用の実態について」。窓の外に、国会議事堂の白い影。榊が、書類の脇に立つ。電気ポットが小さく鳴る。)</w:t>
+        <w:t>(十一月二十二日(火)、午後八時。第一議員会館七一五号室。机に質問主意書の草稿。「被留置者の持病薬の所持及び服用に関する運用の実態について」。窓の外に、国会議事堂の白い影。榊が書類の脇に立つ。電気ポットが小さく鳴る。)</w:t>
       </w:r>
     </w:p>
     <w:p>
@@ -3465,7 +3465,7 @@
           <w:i w:val="0"/>
           <w:sz w:val="22"/>
         </w:rPr>
-        <w:t>承知しております。ですが、先生が今、漁民の座り込みに近い立場でいらっしゃる、と受け取る向きもあります。廃炉の交付金の部会で、先生の席が、少し遠くなるかもしれません。後援会の池澤会長も、県との話の最中でして。</w:t>
+        <w:t>承知しております。ですが先生が今、漁民の座り込みに近い立場でいらっしゃる、と受け取る向きもあります。廃炉の交付金の部会で、先生の席が、少し遠くなるかもしれません。後援会の池澤会長も、県との話の最中でして。</w:t>
       </w:r>
     </w:p>
     <w:p>
@@ -3511,7 +3511,7 @@
           <w:i w:val="0"/>
           <w:sz w:val="22"/>
         </w:rPr>
-        <w:t>いいえ。(静かに)脅しでしたら、申し上げません。ご報告です。……お父上は、こういうとき、「聞いた、とだけ言え」と申しました。</w:t>
+        <w:t>いいえ。(静かに)脅しでしたら、申し上げません。ご報告です。……お父上は、こういうとき、「聞いたとだけ言え」と申しました。</w:t>
       </w:r>
     </w:p>
     <w:p>
@@ -3534,7 +3534,7 @@
           <w:i w:val="0"/>
           <w:sz w:val="22"/>
         </w:rPr>
-        <w:t>父は、それでどうしました。</w:t>
+        <w:t>父はそれでどうしました。</w:t>
       </w:r>
     </w:p>
     <w:p>
@@ -3557,7 +3557,7 @@
           <w:i w:val="0"/>
           <w:sz w:val="22"/>
         </w:rPr>
-        <w:t>聞いた、と言って、そのまま通されました。</w:t>
+        <w:t>聞いたと言って、そのまま通されました。</w:t>
       </w:r>
     </w:p>
     <w:p>
@@ -3595,7 +3595,7 @@
           <w:i w:val="0"/>
           <w:sz w:val="22"/>
         </w:rPr>
-        <w:t>出します。ただし、題と文面は、事実の照会のまま。党には、提出の前に、榊さんから一報を入れてください。許可を求めるのではなく、知らせるために。</w:t>
+        <w:t>出します。ただし題と文面は、事実の照会のまま。党には提出の前に、榊さんから一報を入れてください。許可を求めるのではなく、知らせるために。</w:t>
       </w:r>
     </w:p>
     <w:p>
@@ -3618,7 +3618,7 @@
           <w:i w:val="0"/>
           <w:sz w:val="22"/>
         </w:rPr>
-        <w:t>……承知いたしました。(間)先生。お茶は、まだ頂戴しておりません。</w:t>
+        <w:t>……承知いたしました。(間)先生。お茶はまだ頂戴しておりません。</w:t>
       </w:r>
     </w:p>
     <w:p>
@@ -3641,7 +3641,7 @@
           <w:i w:val="0"/>
           <w:sz w:val="22"/>
         </w:rPr>
-        <w:t>いつでもどうぞ。……湯は、沸かしておきます。</w:t>
+        <w:t>いつでもどうぞ。……湯は沸かしておきます。</w:t>
       </w:r>
     </w:p>
     <w:p>
@@ -3679,7 +3679,7 @@
           <w:color w:val="555555"/>
           <w:sz w:val="22"/>
         </w:rPr>
-        <w:t>(榊は、それ以上何も言わず、机の端で一度だけ頭を下げる。遼は、電気ポットのスイッチを入れ直す。)</w:t>
+        <w:t>(榊はそれ以上何も言わず、机の端で一度だけ頭を下げる。遼は電気ポットのスイッチを入れ直す。)</w:t>
       </w:r>
     </w:p>
     <w:p>
@@ -3709,7 +3709,7 @@
           <w:color w:val="555555"/>
           <w:sz w:val="22"/>
         </w:rPr>
-        <w:t>(十一月三十日(水)、午前十一時二十分。汐見支部の受付。遼の手に、薄い封筒。ガラス越しに、遠藤が奥浜拘置支所へ移送される護送車の背が見える。大城が、軽バンの運転席から、窓の外を見ている。)</w:t>
+        <w:t>(十一月三十日(水)、午前十一時二十分。汐見支部の受付。遼の手に、薄い封筒。ガラス越しに、遠藤が奥浜拘置支所へ移送される護送車の背が見える。大城が軽バンの運転席から、窓の外を見ている。)</w:t>
       </w:r>
     </w:p>
     <w:p>
@@ -3732,7 +3732,7 @@
           <w:i w:val="0"/>
           <w:sz w:val="22"/>
         </w:rPr>
-        <w:t>起訴だ。威力業務妨害、公判請求。さっき検察から連絡があった。身柄は、今日のうちに拘置支所へ移る。</w:t>
+        <w:t>起訴だ。威力業務妨害、公判請求。さっき検察から連絡があった。身柄は今日のうちに拘置支所へ移る。</w:t>
       </w:r>
     </w:p>
     <w:p>
@@ -3778,7 +3778,7 @@
           <w:i w:val="0"/>
           <w:sz w:val="22"/>
         </w:rPr>
-        <w:t>起訴で、これまでの勾留は一区切りだ。そのあとのことは、裁判所が、改めて判断する。拘置所でも、弁護人は、これまでどおり会える。</w:t>
+        <w:t>起訴でこれまでの勾留は一区切りだ。そのあとのことは、裁判所が、改めて判断する。拘置所でも、弁護人は、これまでどおり会える。</w:t>
       </w:r>
     </w:p>
     <w:p>
@@ -3847,7 +3847,7 @@
           <w:i w:val="0"/>
           <w:sz w:val="22"/>
         </w:rPr>
-        <w:t>一度目の請求です。通らなくても、書面は残ります。次は、その書面の上に、積みます。</w:t>
+        <w:t>一度目の請求です。通らなくても、書面は残ります。次はその書面の上に、積みます。</w:t>
       </w:r>
     </w:p>
     <w:p>
@@ -3969,7 +3969,7 @@
           <w:i w:val="0"/>
           <w:sz w:val="22"/>
         </w:rPr>
-        <w:t>出しました。検察官の意見が、今日中に出ます。決定は、早ければ明日です。</w:t>
+        <w:t>出しました。検察官の意見が、今日中に出ます。決定は早ければ明日です。</w:t>
       </w:r>
     </w:p>
     <w:p>
@@ -3992,7 +3992,7 @@
           <w:i w:val="0"/>
           <w:sz w:val="22"/>
         </w:rPr>
-        <w:t>……私は、また外にいる。(軽バンの鍵を握って)外にいる人間の仕事は、待つことだけど、私は座るのが仕事だったから、待つのは下手。</w:t>
+        <w:t>……私はまた外にいる。(軽バンの鍵を握って)外にいる人間の仕事は、待つことだけど、私は座るのが仕事だったから、待つのは下手。</w:t>
       </w:r>
     </w:p>
     <w:p>
@@ -4038,7 +4038,7 @@
           <w:i w:val="0"/>
           <w:sz w:val="22"/>
         </w:rPr>
-        <w:t>先生は、どうなの。</w:t>
+        <w:t>先生はどうなの。</w:t>
       </w:r>
     </w:p>
     <w:p>
@@ -4061,7 +4061,7 @@
           <w:i w:val="0"/>
           <w:sz w:val="22"/>
         </w:rPr>
-        <w:t>僕は、バッジを、まだ外套につけ直していません。(内ポケットを叩いて)ここに、あります。</w:t>
+        <w:t>僕はバッジを、まだ外套につけ直していません。(内ポケットを叩いて)ここに、あります。</w:t>
       </w:r>
     </w:p>
     <w:p>
@@ -4107,7 +4107,7 @@
           <w:i w:val="0"/>
           <w:sz w:val="22"/>
         </w:rPr>
-        <w:t>今は、付けません。次に付けるときは、付けると決めた理由を、あなたたちに言います。</w:t>
+        <w:t>今は付けません。次に付けるときは、付けると決めた理由を、あなたたちに言います。</w:t>
       </w:r>
     </w:p>
     <w:p>
